--- a/Project_Report_Week5.docx
+++ b/Project_Report_Week5.docx
@@ -5,11 +5,15 @@
     <w:p>
       <w:pPr>
         <w:jc w:val="center"/>
+        <w:rPr>
+          <w:lang w:val="ru-RU"/>
+        </w:rPr>
       </w:pPr>
       <w:r>
         <w:rPr>
           <w:b/>
           <w:sz w:val="48"/>
+          <w:lang w:val="ru-RU"/>
         </w:rPr>
         <w:t>Національний Університет Біоресурсів і Природокористування</w:t>
       </w:r>
@@ -17,16 +21,26 @@
     <w:p>
       <w:pPr>
         <w:jc w:val="center"/>
+        <w:rPr>
+          <w:lang w:val="ru-RU"/>
+        </w:rPr>
       </w:pPr>
       <w:r>
         <w:rPr>
           <w:b/>
           <w:sz w:val="48"/>
+          <w:lang w:val="ru-RU"/>
         </w:rPr>
         <w:t>Дисципліна: Навчальна технологічна практика</w:t>
       </w:r>
     </w:p>
-    <w:p/>
+    <w:p>
+      <w:pPr>
+        <w:rPr>
+          <w:lang w:val="ru-RU"/>
+        </w:rPr>
+      </w:pPr>
+    </w:p>
     <w:p>
       <w:pPr>
         <w:jc w:val="center"/>
@@ -45,7 +59,6 @@
       </w:pPr>
       <w:r>
         <w:rPr>
-          <w:b w:val="0"/>
           <w:sz w:val="32"/>
         </w:rPr>
         <w:t>(Music Genre Classifier)</w:t>
@@ -69,11 +82,114 @@
     <w:p>
       <w:pPr>
         <w:jc w:val="right"/>
+        <w:rPr>
+          <w:b/>
+          <w:sz w:val="30"/>
+        </w:rPr>
+      </w:pPr>
+    </w:p>
+    <w:p>
+      <w:pPr>
+        <w:jc w:val="right"/>
+        <w:rPr>
+          <w:b/>
+          <w:sz w:val="30"/>
+        </w:rPr>
+      </w:pPr>
+    </w:p>
+    <w:p>
+      <w:pPr>
+        <w:jc w:val="right"/>
+        <w:rPr>
+          <w:b/>
+          <w:sz w:val="30"/>
+        </w:rPr>
+      </w:pPr>
+    </w:p>
+    <w:p>
+      <w:pPr>
+        <w:jc w:val="right"/>
+        <w:rPr>
+          <w:b/>
+          <w:sz w:val="30"/>
+        </w:rPr>
+      </w:pPr>
+    </w:p>
+    <w:p>
+      <w:pPr>
+        <w:jc w:val="right"/>
+        <w:rPr>
+          <w:b/>
+          <w:sz w:val="30"/>
+        </w:rPr>
+      </w:pPr>
+    </w:p>
+    <w:p>
+      <w:pPr>
+        <w:jc w:val="right"/>
+        <w:rPr>
+          <w:b/>
+          <w:sz w:val="30"/>
+        </w:rPr>
+      </w:pPr>
+    </w:p>
+    <w:p>
+      <w:pPr>
+        <w:jc w:val="right"/>
+        <w:rPr>
+          <w:b/>
+          <w:sz w:val="30"/>
+        </w:rPr>
+      </w:pPr>
+    </w:p>
+    <w:p>
+      <w:pPr>
+        <w:jc w:val="right"/>
+        <w:rPr>
+          <w:b/>
+          <w:sz w:val="30"/>
+        </w:rPr>
+      </w:pPr>
+    </w:p>
+    <w:p>
+      <w:pPr>
+        <w:jc w:val="right"/>
+        <w:rPr>
+          <w:b/>
+          <w:sz w:val="30"/>
+        </w:rPr>
+      </w:pPr>
+    </w:p>
+    <w:p>
+      <w:pPr>
+        <w:jc w:val="right"/>
+        <w:rPr>
+          <w:b/>
+          <w:sz w:val="30"/>
+        </w:rPr>
+      </w:pPr>
+    </w:p>
+    <w:p>
+      <w:pPr>
+        <w:jc w:val="right"/>
+        <w:rPr>
+          <w:b/>
+          <w:sz w:val="30"/>
+        </w:rPr>
+      </w:pPr>
+    </w:p>
+    <w:p>
+      <w:pPr>
+        <w:jc w:val="right"/>
+        <w:rPr>
+          <w:lang w:val="ru-RU"/>
+        </w:rPr>
       </w:pPr>
       <w:r>
         <w:rPr>
           <w:b/>
           <w:sz w:val="30"/>
+          <w:lang w:val="ru-RU"/>
         </w:rPr>
         <w:t>Автор: студент</w:t>
       </w:r>
@@ -81,11 +197,15 @@
     <w:p>
       <w:pPr>
         <w:jc w:val="right"/>
+        <w:rPr>
+          <w:lang w:val="ru-RU"/>
+        </w:rPr>
       </w:pPr>
       <w:r>
         <w:rPr>
           <w:b/>
           <w:sz w:val="30"/>
+          <w:lang w:val="ru-RU"/>
         </w:rPr>
         <w:t>Групи ІПЗ-24008б</w:t>
       </w:r>
@@ -93,236 +213,1266 @@
     <w:p>
       <w:pPr>
         <w:jc w:val="right"/>
+        <w:rPr>
+          <w:lang w:val="uk-UA"/>
+        </w:rPr>
       </w:pPr>
       <w:r>
         <w:rPr>
           <w:b/>
           <w:sz w:val="30"/>
+          <w:lang w:val="ru-RU"/>
         </w:rPr>
         <w:t>Федченко Андрій</w:t>
       </w:r>
     </w:p>
-    <w:p/>
     <w:p>
       <w:pPr>
         <w:pStyle w:val="1"/>
-      </w:pPr>
+        <w:rPr>
+          <w:lang w:val="ru-RU"/>
+        </w:rPr>
+      </w:pPr>
+      <w:bookmarkStart w:id="0" w:name="_Toc235053308"/>
       <w:r>
+        <w:rPr>
+          <w:lang w:val="ru-RU"/>
+        </w:rPr>
+        <w:lastRenderedPageBreak/>
         <w:t>Зміст</w:t>
       </w:r>
+      <w:bookmarkEnd w:id="0"/>
     </w:p>
-    <w:p/>
     <w:p>
       <w:pPr>
+        <w:rPr>
+          <w:lang w:val="ru-RU"/>
+        </w:rPr>
+      </w:pPr>
+    </w:p>
+    <w:p>
+      <w:pPr>
         <w:pStyle w:val="1d"/>
+        <w:tabs>
+          <w:tab w:val="right" w:leader="dot" w:pos="9345"/>
+        </w:tabs>
+        <w:rPr>
+          <w:rFonts w:asciiTheme="minorHAnsi" w:hAnsiTheme="minorHAnsi"/>
+          <w:noProof/>
+          <w:color w:val="auto"/>
+          <w:kern w:val="2"/>
+          <w:sz w:val="24"/>
+          <w:szCs w:val="24"/>
+          <w:lang w:val="uk-UA" w:eastAsia="uk-UA"/>
+          <w14:ligatures w14:val="standardContextual"/>
+        </w:rPr>
       </w:pPr>
       <w:r>
-        <w:t>Зміст</w:t>
-        <w:tab/>
-        <w:t>2</w:t>
+        <w:rPr>
+          <w:lang w:val="ru-RU"/>
+        </w:rPr>
+        <w:fldChar w:fldCharType="begin"/>
+      </w:r>
+      <w:r>
+        <w:rPr>
+          <w:lang w:val="ru-RU"/>
+        </w:rPr>
+        <w:instrText xml:space="preserve"> TOC \o "1-2" \h \z \u </w:instrText>
+      </w:r>
+      <w:r>
+        <w:rPr>
+          <w:lang w:val="ru-RU"/>
+        </w:rPr>
+        <w:fldChar w:fldCharType="separate"/>
+      </w:r>
+      <w:hyperlink w:anchor="_Toc235053308" w:history="1">
+        <w:r>
+          <w:rPr>
+            <w:rStyle w:val="affa"/>
+            <w:noProof/>
+            <w:lang w:val="ru-RU"/>
+          </w:rPr>
+          <w:t>Зміст</w:t>
+        </w:r>
+        <w:r>
+          <w:rPr>
+            <w:noProof/>
+            <w:webHidden/>
+          </w:rPr>
+          <w:tab/>
+        </w:r>
+        <w:r>
+          <w:rPr>
+            <w:noProof/>
+            <w:webHidden/>
+          </w:rPr>
+          <w:fldChar w:fldCharType="begin"/>
+        </w:r>
+        <w:r>
+          <w:rPr>
+            <w:noProof/>
+            <w:webHidden/>
+          </w:rPr>
+          <w:instrText xml:space="preserve"> PAGEREF _Toc235053308 \h </w:instrText>
+        </w:r>
+        <w:r>
+          <w:rPr>
+            <w:noProof/>
+            <w:webHidden/>
+          </w:rPr>
+        </w:r>
+        <w:r>
+          <w:rPr>
+            <w:noProof/>
+            <w:webHidden/>
+          </w:rPr>
+          <w:fldChar w:fldCharType="separate"/>
+        </w:r>
+        <w:r>
+          <w:rPr>
+            <w:noProof/>
+            <w:webHidden/>
+          </w:rPr>
+          <w:t>2</w:t>
+        </w:r>
+        <w:r>
+          <w:rPr>
+            <w:noProof/>
+            <w:webHidden/>
+          </w:rPr>
+          <w:fldChar w:fldCharType="end"/>
+        </w:r>
+      </w:hyperlink>
+    </w:p>
+    <w:p>
+      <w:pPr>
+        <w:pStyle w:val="1d"/>
+        <w:tabs>
+          <w:tab w:val="right" w:leader="dot" w:pos="9345"/>
+        </w:tabs>
+        <w:rPr>
+          <w:rFonts w:asciiTheme="minorHAnsi" w:hAnsiTheme="minorHAnsi"/>
+          <w:noProof/>
+          <w:color w:val="auto"/>
+          <w:kern w:val="2"/>
+          <w:sz w:val="24"/>
+          <w:szCs w:val="24"/>
+          <w:lang w:val="uk-UA" w:eastAsia="uk-UA"/>
+          <w14:ligatures w14:val="standardContextual"/>
+        </w:rPr>
+      </w:pPr>
+      <w:hyperlink w:anchor="_Toc235053309" w:history="1">
+        <w:r>
+          <w:rPr>
+            <w:rStyle w:val="affa"/>
+            <w:noProof/>
+            <w:lang w:val="ru-RU"/>
+          </w:rPr>
+          <w:t>1. Виконані завдання (Тиждень 5)</w:t>
+        </w:r>
+        <w:r>
+          <w:rPr>
+            <w:noProof/>
+            <w:webHidden/>
+          </w:rPr>
+          <w:tab/>
+        </w:r>
+        <w:r>
+          <w:rPr>
+            <w:noProof/>
+            <w:webHidden/>
+          </w:rPr>
+          <w:fldChar w:fldCharType="begin"/>
+        </w:r>
+        <w:r>
+          <w:rPr>
+            <w:noProof/>
+            <w:webHidden/>
+          </w:rPr>
+          <w:instrText xml:space="preserve"> PAGEREF _Toc235053309 \h </w:instrText>
+        </w:r>
+        <w:r>
+          <w:rPr>
+            <w:noProof/>
+            <w:webHidden/>
+          </w:rPr>
+        </w:r>
+        <w:r>
+          <w:rPr>
+            <w:noProof/>
+            <w:webHidden/>
+          </w:rPr>
+          <w:fldChar w:fldCharType="separate"/>
+        </w:r>
+        <w:r>
+          <w:rPr>
+            <w:noProof/>
+            <w:webHidden/>
+          </w:rPr>
+          <w:t>2</w:t>
+        </w:r>
+        <w:r>
+          <w:rPr>
+            <w:noProof/>
+            <w:webHidden/>
+          </w:rPr>
+          <w:fldChar w:fldCharType="end"/>
+        </w:r>
+      </w:hyperlink>
+    </w:p>
+    <w:p>
+      <w:pPr>
+        <w:pStyle w:val="2f1"/>
+        <w:tabs>
+          <w:tab w:val="right" w:leader="dot" w:pos="9345"/>
+        </w:tabs>
+        <w:rPr>
+          <w:rFonts w:asciiTheme="minorHAnsi" w:hAnsiTheme="minorHAnsi"/>
+          <w:noProof/>
+          <w:color w:val="auto"/>
+          <w:kern w:val="2"/>
+          <w:sz w:val="24"/>
+          <w:szCs w:val="24"/>
+          <w:lang w:val="uk-UA" w:eastAsia="uk-UA"/>
+          <w14:ligatures w14:val="standardContextual"/>
+        </w:rPr>
+      </w:pPr>
+      <w:hyperlink w:anchor="_Toc235053310" w:history="1">
+        <w:r>
+          <w:rPr>
+            <w:rStyle w:val="affa"/>
+            <w:noProof/>
+            <w:lang w:val="ru-RU"/>
+          </w:rPr>
+          <w:t>1.1 Завершені етапи розробки</w:t>
+        </w:r>
+        <w:r>
+          <w:rPr>
+            <w:noProof/>
+            <w:webHidden/>
+          </w:rPr>
+          <w:tab/>
+        </w:r>
+        <w:r>
+          <w:rPr>
+            <w:noProof/>
+            <w:webHidden/>
+          </w:rPr>
+          <w:fldChar w:fldCharType="begin"/>
+        </w:r>
+        <w:r>
+          <w:rPr>
+            <w:noProof/>
+            <w:webHidden/>
+          </w:rPr>
+          <w:instrText xml:space="preserve"> PAGEREF _Toc235053310 \h </w:instrText>
+        </w:r>
+        <w:r>
+          <w:rPr>
+            <w:noProof/>
+            <w:webHidden/>
+          </w:rPr>
+        </w:r>
+        <w:r>
+          <w:rPr>
+            <w:noProof/>
+            <w:webHidden/>
+          </w:rPr>
+          <w:fldChar w:fldCharType="separate"/>
+        </w:r>
+        <w:r>
+          <w:rPr>
+            <w:noProof/>
+            <w:webHidden/>
+          </w:rPr>
+          <w:t>2</w:t>
+        </w:r>
+        <w:r>
+          <w:rPr>
+            <w:noProof/>
+            <w:webHidden/>
+          </w:rPr>
+          <w:fldChar w:fldCharType="end"/>
+        </w:r>
+      </w:hyperlink>
+    </w:p>
+    <w:p>
+      <w:pPr>
+        <w:pStyle w:val="2f1"/>
+        <w:tabs>
+          <w:tab w:val="right" w:leader="dot" w:pos="9345"/>
+        </w:tabs>
+        <w:rPr>
+          <w:rFonts w:asciiTheme="minorHAnsi" w:hAnsiTheme="minorHAnsi"/>
+          <w:noProof/>
+          <w:color w:val="auto"/>
+          <w:kern w:val="2"/>
+          <w:sz w:val="24"/>
+          <w:szCs w:val="24"/>
+          <w:lang w:val="uk-UA" w:eastAsia="uk-UA"/>
+          <w14:ligatures w14:val="standardContextual"/>
+        </w:rPr>
+      </w:pPr>
+      <w:hyperlink w:anchor="_Toc235053311" w:history="1">
+        <w:r>
+          <w:rPr>
+            <w:rStyle w:val="affa"/>
+            <w:noProof/>
+            <w:lang w:val="ru-RU"/>
+          </w:rPr>
+          <w:t xml:space="preserve">1.2 Інтеграція зі </w:t>
+        </w:r>
+        <w:r>
+          <w:rPr>
+            <w:rStyle w:val="affa"/>
+            <w:noProof/>
+          </w:rPr>
+          <w:t>Spotify</w:t>
+        </w:r>
+        <w:r>
+          <w:rPr>
+            <w:rStyle w:val="affa"/>
+            <w:noProof/>
+            <w:lang w:val="ru-RU"/>
+          </w:rPr>
+          <w:t xml:space="preserve"> </w:t>
+        </w:r>
+        <w:r>
+          <w:rPr>
+            <w:rStyle w:val="affa"/>
+            <w:noProof/>
+          </w:rPr>
+          <w:t>API</w:t>
+        </w:r>
+        <w:r>
+          <w:rPr>
+            <w:noProof/>
+            <w:webHidden/>
+          </w:rPr>
+          <w:tab/>
+        </w:r>
+        <w:r>
+          <w:rPr>
+            <w:noProof/>
+            <w:webHidden/>
+          </w:rPr>
+          <w:fldChar w:fldCharType="begin"/>
+        </w:r>
+        <w:r>
+          <w:rPr>
+            <w:noProof/>
+            <w:webHidden/>
+          </w:rPr>
+          <w:instrText xml:space="preserve"> PAGEREF _Toc235053311 \h </w:instrText>
+        </w:r>
+        <w:r>
+          <w:rPr>
+            <w:noProof/>
+            <w:webHidden/>
+          </w:rPr>
+        </w:r>
+        <w:r>
+          <w:rPr>
+            <w:noProof/>
+            <w:webHidden/>
+          </w:rPr>
+          <w:fldChar w:fldCharType="separate"/>
+        </w:r>
+        <w:r>
+          <w:rPr>
+            <w:noProof/>
+            <w:webHidden/>
+          </w:rPr>
+          <w:t>2</w:t>
+        </w:r>
+        <w:r>
+          <w:rPr>
+            <w:noProof/>
+            <w:webHidden/>
+          </w:rPr>
+          <w:fldChar w:fldCharType="end"/>
+        </w:r>
+      </w:hyperlink>
+    </w:p>
+    <w:p>
+      <w:pPr>
+        <w:pStyle w:val="1d"/>
+        <w:tabs>
+          <w:tab w:val="right" w:leader="dot" w:pos="9345"/>
+        </w:tabs>
+        <w:rPr>
+          <w:rFonts w:asciiTheme="minorHAnsi" w:hAnsiTheme="minorHAnsi"/>
+          <w:noProof/>
+          <w:color w:val="auto"/>
+          <w:kern w:val="2"/>
+          <w:sz w:val="24"/>
+          <w:szCs w:val="24"/>
+          <w:lang w:val="uk-UA" w:eastAsia="uk-UA"/>
+          <w14:ligatures w14:val="standardContextual"/>
+        </w:rPr>
+      </w:pPr>
+      <w:hyperlink w:anchor="_Toc235053312" w:history="1">
+        <w:r>
+          <w:rPr>
+            <w:rStyle w:val="affa"/>
+            <w:noProof/>
+            <w:lang w:val="ru-RU"/>
+          </w:rPr>
+          <w:t>2. Аналіз та проблеми</w:t>
+        </w:r>
+        <w:r>
+          <w:rPr>
+            <w:noProof/>
+            <w:webHidden/>
+          </w:rPr>
+          <w:tab/>
+        </w:r>
+        <w:r>
+          <w:rPr>
+            <w:noProof/>
+            <w:webHidden/>
+          </w:rPr>
+          <w:fldChar w:fldCharType="begin"/>
+        </w:r>
+        <w:r>
+          <w:rPr>
+            <w:noProof/>
+            <w:webHidden/>
+          </w:rPr>
+          <w:instrText xml:space="preserve"> PAGEREF _Toc235053312 \h </w:instrText>
+        </w:r>
+        <w:r>
+          <w:rPr>
+            <w:noProof/>
+            <w:webHidden/>
+          </w:rPr>
+        </w:r>
+        <w:r>
+          <w:rPr>
+            <w:noProof/>
+            <w:webHidden/>
+          </w:rPr>
+          <w:fldChar w:fldCharType="separate"/>
+        </w:r>
+        <w:r>
+          <w:rPr>
+            <w:noProof/>
+            <w:webHidden/>
+          </w:rPr>
+          <w:t>3</w:t>
+        </w:r>
+        <w:r>
+          <w:rPr>
+            <w:noProof/>
+            <w:webHidden/>
+          </w:rPr>
+          <w:fldChar w:fldCharType="end"/>
+        </w:r>
+      </w:hyperlink>
+    </w:p>
+    <w:p>
+      <w:pPr>
+        <w:pStyle w:val="2f1"/>
+        <w:tabs>
+          <w:tab w:val="right" w:leader="dot" w:pos="9345"/>
+        </w:tabs>
+        <w:rPr>
+          <w:rFonts w:asciiTheme="minorHAnsi" w:hAnsiTheme="minorHAnsi"/>
+          <w:noProof/>
+          <w:color w:val="auto"/>
+          <w:kern w:val="2"/>
+          <w:sz w:val="24"/>
+          <w:szCs w:val="24"/>
+          <w:lang w:val="uk-UA" w:eastAsia="uk-UA"/>
+          <w14:ligatures w14:val="standardContextual"/>
+        </w:rPr>
+      </w:pPr>
+      <w:hyperlink w:anchor="_Toc235053313" w:history="1">
+        <w:r>
+          <w:rPr>
+            <w:rStyle w:val="affa"/>
+            <w:noProof/>
+          </w:rPr>
+          <w:t>2.1 Технічні виклики</w:t>
+        </w:r>
+        <w:r>
+          <w:rPr>
+            <w:noProof/>
+            <w:webHidden/>
+          </w:rPr>
+          <w:tab/>
+        </w:r>
+        <w:r>
+          <w:rPr>
+            <w:noProof/>
+            <w:webHidden/>
+          </w:rPr>
+          <w:fldChar w:fldCharType="begin"/>
+        </w:r>
+        <w:r>
+          <w:rPr>
+            <w:noProof/>
+            <w:webHidden/>
+          </w:rPr>
+          <w:instrText xml:space="preserve"> PAGEREF _Toc235053313 \h </w:instrText>
+        </w:r>
+        <w:r>
+          <w:rPr>
+            <w:noProof/>
+            <w:webHidden/>
+          </w:rPr>
+        </w:r>
+        <w:r>
+          <w:rPr>
+            <w:noProof/>
+            <w:webHidden/>
+          </w:rPr>
+          <w:fldChar w:fldCharType="separate"/>
+        </w:r>
+        <w:r>
+          <w:rPr>
+            <w:noProof/>
+            <w:webHidden/>
+          </w:rPr>
+          <w:t>3</w:t>
+        </w:r>
+        <w:r>
+          <w:rPr>
+            <w:noProof/>
+            <w:webHidden/>
+          </w:rPr>
+          <w:fldChar w:fldCharType="end"/>
+        </w:r>
+      </w:hyperlink>
+    </w:p>
+    <w:p>
+      <w:pPr>
+        <w:pStyle w:val="1d"/>
+        <w:tabs>
+          <w:tab w:val="right" w:leader="dot" w:pos="9345"/>
+        </w:tabs>
+        <w:rPr>
+          <w:rFonts w:asciiTheme="minorHAnsi" w:hAnsiTheme="minorHAnsi"/>
+          <w:noProof/>
+          <w:color w:val="auto"/>
+          <w:kern w:val="2"/>
+          <w:sz w:val="24"/>
+          <w:szCs w:val="24"/>
+          <w:lang w:val="uk-UA" w:eastAsia="uk-UA"/>
+          <w14:ligatures w14:val="standardContextual"/>
+        </w:rPr>
+      </w:pPr>
+      <w:hyperlink w:anchor="_Toc235053314" w:history="1">
+        <w:r>
+          <w:rPr>
+            <w:rStyle w:val="affa"/>
+            <w:noProof/>
+          </w:rPr>
+          <w:t>3. Фінальний стан проєкту</w:t>
+        </w:r>
+        <w:r>
+          <w:rPr>
+            <w:noProof/>
+            <w:webHidden/>
+          </w:rPr>
+          <w:tab/>
+        </w:r>
+        <w:r>
+          <w:rPr>
+            <w:noProof/>
+            <w:webHidden/>
+          </w:rPr>
+          <w:fldChar w:fldCharType="begin"/>
+        </w:r>
+        <w:r>
+          <w:rPr>
+            <w:noProof/>
+            <w:webHidden/>
+          </w:rPr>
+          <w:instrText xml:space="preserve"> PAGEREF _Toc235053314 \h </w:instrText>
+        </w:r>
+        <w:r>
+          <w:rPr>
+            <w:noProof/>
+            <w:webHidden/>
+          </w:rPr>
+        </w:r>
+        <w:r>
+          <w:rPr>
+            <w:noProof/>
+            <w:webHidden/>
+          </w:rPr>
+          <w:fldChar w:fldCharType="separate"/>
+        </w:r>
+        <w:r>
+          <w:rPr>
+            <w:noProof/>
+            <w:webHidden/>
+          </w:rPr>
+          <w:t>3</w:t>
+        </w:r>
+        <w:r>
+          <w:rPr>
+            <w:noProof/>
+            <w:webHidden/>
+          </w:rPr>
+          <w:fldChar w:fldCharType="end"/>
+        </w:r>
+      </w:hyperlink>
+    </w:p>
+    <w:p>
+      <w:pPr>
+        <w:pStyle w:val="1d"/>
+        <w:tabs>
+          <w:tab w:val="right" w:leader="dot" w:pos="9345"/>
+        </w:tabs>
+        <w:rPr>
+          <w:rFonts w:asciiTheme="minorHAnsi" w:hAnsiTheme="minorHAnsi"/>
+          <w:noProof/>
+          <w:color w:val="auto"/>
+          <w:kern w:val="2"/>
+          <w:sz w:val="24"/>
+          <w:szCs w:val="24"/>
+          <w:lang w:val="uk-UA" w:eastAsia="uk-UA"/>
+          <w14:ligatures w14:val="standardContextual"/>
+        </w:rPr>
+      </w:pPr>
+      <w:hyperlink w:anchor="_Toc235053315" w:history="1">
+        <w:r>
+          <w:rPr>
+            <w:rStyle w:val="affa"/>
+            <w:noProof/>
+          </w:rPr>
+          <w:t>4. Додаткова інформація</w:t>
+        </w:r>
+        <w:r>
+          <w:rPr>
+            <w:noProof/>
+            <w:webHidden/>
+          </w:rPr>
+          <w:tab/>
+        </w:r>
+        <w:r>
+          <w:rPr>
+            <w:noProof/>
+            <w:webHidden/>
+          </w:rPr>
+          <w:fldChar w:fldCharType="begin"/>
+        </w:r>
+        <w:r>
+          <w:rPr>
+            <w:noProof/>
+            <w:webHidden/>
+          </w:rPr>
+          <w:instrText xml:space="preserve"> PAGEREF _Toc235053315 \h </w:instrText>
+        </w:r>
+        <w:r>
+          <w:rPr>
+            <w:noProof/>
+            <w:webHidden/>
+          </w:rPr>
+        </w:r>
+        <w:r>
+          <w:rPr>
+            <w:noProof/>
+            <w:webHidden/>
+          </w:rPr>
+          <w:fldChar w:fldCharType="separate"/>
+        </w:r>
+        <w:r>
+          <w:rPr>
+            <w:noProof/>
+            <w:webHidden/>
+          </w:rPr>
+          <w:t>3</w:t>
+        </w:r>
+        <w:r>
+          <w:rPr>
+            <w:noProof/>
+            <w:webHidden/>
+          </w:rPr>
+          <w:fldChar w:fldCharType="end"/>
+        </w:r>
+      </w:hyperlink>
+    </w:p>
+    <w:p>
+      <w:pPr>
+        <w:pStyle w:val="2f1"/>
+        <w:tabs>
+          <w:tab w:val="right" w:leader="dot" w:pos="9345"/>
+        </w:tabs>
+        <w:rPr>
+          <w:rFonts w:asciiTheme="minorHAnsi" w:hAnsiTheme="minorHAnsi"/>
+          <w:noProof/>
+          <w:color w:val="auto"/>
+          <w:kern w:val="2"/>
+          <w:sz w:val="24"/>
+          <w:szCs w:val="24"/>
+          <w:lang w:val="uk-UA" w:eastAsia="uk-UA"/>
+          <w14:ligatures w14:val="standardContextual"/>
+        </w:rPr>
+      </w:pPr>
+      <w:hyperlink w:anchor="_Toc235053316" w:history="1">
+        <w:r>
+          <w:rPr>
+            <w:rStyle w:val="affa"/>
+            <w:noProof/>
+          </w:rPr>
+          <w:t>4.1 Технологічний стек</w:t>
+        </w:r>
+        <w:r>
+          <w:rPr>
+            <w:noProof/>
+            <w:webHidden/>
+          </w:rPr>
+          <w:tab/>
+        </w:r>
+        <w:r>
+          <w:rPr>
+            <w:noProof/>
+            <w:webHidden/>
+          </w:rPr>
+          <w:fldChar w:fldCharType="begin"/>
+        </w:r>
+        <w:r>
+          <w:rPr>
+            <w:noProof/>
+            <w:webHidden/>
+          </w:rPr>
+          <w:instrText xml:space="preserve"> PAGEREF _Toc235053316 \h </w:instrText>
+        </w:r>
+        <w:r>
+          <w:rPr>
+            <w:noProof/>
+            <w:webHidden/>
+          </w:rPr>
+        </w:r>
+        <w:r>
+          <w:rPr>
+            <w:noProof/>
+            <w:webHidden/>
+          </w:rPr>
+          <w:fldChar w:fldCharType="separate"/>
+        </w:r>
+        <w:r>
+          <w:rPr>
+            <w:noProof/>
+            <w:webHidden/>
+          </w:rPr>
+          <w:t>3</w:t>
+        </w:r>
+        <w:r>
+          <w:rPr>
+            <w:noProof/>
+            <w:webHidden/>
+          </w:rPr>
+          <w:fldChar w:fldCharType="end"/>
+        </w:r>
+      </w:hyperlink>
+    </w:p>
+    <w:p>
+      <w:pPr>
+        <w:pStyle w:val="2f1"/>
+        <w:tabs>
+          <w:tab w:val="right" w:leader="dot" w:pos="9345"/>
+        </w:tabs>
+        <w:rPr>
+          <w:rFonts w:asciiTheme="minorHAnsi" w:hAnsiTheme="minorHAnsi"/>
+          <w:noProof/>
+          <w:color w:val="auto"/>
+          <w:kern w:val="2"/>
+          <w:sz w:val="24"/>
+          <w:szCs w:val="24"/>
+          <w:lang w:val="uk-UA" w:eastAsia="uk-UA"/>
+          <w14:ligatures w14:val="standardContextual"/>
+        </w:rPr>
+      </w:pPr>
+      <w:hyperlink w:anchor="_Toc235053317" w:history="1">
+        <w:r>
+          <w:rPr>
+            <w:rStyle w:val="affa"/>
+            <w:noProof/>
+          </w:rPr>
+          <w:t>4.2 Статистика проєкту</w:t>
+        </w:r>
+        <w:r>
+          <w:rPr>
+            <w:noProof/>
+            <w:webHidden/>
+          </w:rPr>
+          <w:tab/>
+        </w:r>
+        <w:r>
+          <w:rPr>
+            <w:noProof/>
+            <w:webHidden/>
+          </w:rPr>
+          <w:fldChar w:fldCharType="begin"/>
+        </w:r>
+        <w:r>
+          <w:rPr>
+            <w:noProof/>
+            <w:webHidden/>
+          </w:rPr>
+          <w:instrText xml:space="preserve"> PAGEREF _Toc235053317 \h </w:instrText>
+        </w:r>
+        <w:r>
+          <w:rPr>
+            <w:noProof/>
+            <w:webHidden/>
+          </w:rPr>
+        </w:r>
+        <w:r>
+          <w:rPr>
+            <w:noProof/>
+            <w:webHidden/>
+          </w:rPr>
+          <w:fldChar w:fldCharType="separate"/>
+        </w:r>
+        <w:r>
+          <w:rPr>
+            <w:noProof/>
+            <w:webHidden/>
+          </w:rPr>
+          <w:t>3</w:t>
+        </w:r>
+        <w:r>
+          <w:rPr>
+            <w:noProof/>
+            <w:webHidden/>
+          </w:rPr>
+          <w:fldChar w:fldCharType="end"/>
+        </w:r>
+      </w:hyperlink>
+    </w:p>
+    <w:p>
+      <w:pPr>
+        <w:rPr>
+          <w:lang w:val="ru-RU"/>
+        </w:rPr>
+      </w:pPr>
+      <w:r>
+        <w:rPr>
+          <w:lang w:val="ru-RU"/>
+        </w:rPr>
+        <w:fldChar w:fldCharType="end"/>
       </w:r>
     </w:p>
     <w:p>
       <w:pPr>
-        <w:pStyle w:val="1d"/>
+        <w:spacing w:after="200"/>
+        <w:rPr>
+          <w:lang w:val="ru-RU"/>
+        </w:rPr>
       </w:pPr>
       <w:r>
-        <w:t>1. Виконані завдання (Тиждень 5)</w:t>
-        <w:tab/>
-        <w:t>3</w:t>
+        <w:rPr>
+          <w:lang w:val="ru-RU"/>
+        </w:rPr>
+        <w:br w:type="page"/>
       </w:r>
     </w:p>
     <w:p>
       <w:pPr>
-        <w:pStyle w:val="2f1"/>
-      </w:pPr>
+        <w:pStyle w:val="1"/>
+        <w:rPr>
+          <w:lang w:val="ru-RU"/>
+        </w:rPr>
+      </w:pPr>
+      <w:bookmarkStart w:id="1" w:name="_Toc235053309"/>
       <w:r>
-        <w:t>1.1 Завершені етапи розробки</w:t>
-        <w:tab/>
-        <w:t>3</w:t>
+        <w:rPr>
+          <w:lang w:val="ru-RU"/>
+        </w:rPr>
+        <w:lastRenderedPageBreak/>
+        <w:t>1. Виконані завдання (Тиждень 5)</w:t>
+      </w:r>
+      <w:bookmarkEnd w:id="1"/>
+    </w:p>
+    <w:p>
+      <w:pPr>
+        <w:rPr>
+          <w:lang w:val="ru-RU"/>
+        </w:rPr>
+      </w:pPr>
+      <w:r>
+        <w:rPr>
+          <w:lang w:val="ru-RU"/>
+        </w:rPr>
+        <w:t xml:space="preserve">Протягом п'ятого тижня було реалізовано довгоочікувану фічу з розділу </w:t>
+      </w:r>
+      <w:r>
+        <w:t>Future</w:t>
+      </w:r>
+      <w:r>
+        <w:rPr>
+          <w:lang w:val="ru-RU"/>
+        </w:rPr>
+        <w:t xml:space="preserve"> </w:t>
+      </w:r>
+      <w:r>
+        <w:t>Work</w:t>
+      </w:r>
+      <w:r>
+        <w:rPr>
+          <w:lang w:val="ru-RU"/>
+        </w:rPr>
+        <w:t xml:space="preserve">: експорт знайдених рекомендацій у приватний плейліст </w:t>
+      </w:r>
+      <w:r>
+        <w:t>Spotify</w:t>
+      </w:r>
+      <w:r>
+        <w:rPr>
+          <w:lang w:val="ru-RU"/>
+        </w:rPr>
+        <w:t>. Також розширено ліміти рекомендацій для зручнішого використання масового експорту.</w:t>
       </w:r>
     </w:p>
     <w:p>
       <w:pPr>
-        <w:pStyle w:val="2f1"/>
-      </w:pPr>
+        <w:pStyle w:val="21"/>
+        <w:rPr>
+          <w:lang w:val="ru-RU"/>
+        </w:rPr>
+      </w:pPr>
+      <w:bookmarkStart w:id="2" w:name="_Toc235053310"/>
       <w:r>
-        <w:t>1.2 Інтеграція зі Spotify API</w:t>
-        <w:tab/>
-        <w:t>4</w:t>
+        <w:rPr>
+          <w:lang w:val="ru-RU"/>
+        </w:rPr>
+        <w:t>1.1 Завершені етапи розробки</w:t>
       </w:r>
+      <w:bookmarkEnd w:id="2"/>
     </w:p>
     <w:p>
       <w:pPr>
-        <w:pStyle w:val="1d"/>
+        <w:pStyle w:val="a0"/>
+        <w:rPr>
+          <w:lang w:val="ru-RU"/>
+        </w:rPr>
       </w:pPr>
       <w:r>
-        <w:t>2. Аналіз та проблеми</w:t>
-        <w:tab/>
-        <w:t>5</w:t>
+        <w:rPr>
+          <w:b/>
+          <w:lang w:val="ru-RU"/>
+        </w:rPr>
+        <w:t xml:space="preserve">Експорт у </w:t>
       </w:r>
-    </w:p>
-    <w:p>
-      <w:pPr>
-        <w:pStyle w:val="2f1"/>
-      </w:pPr>
-      <w:r>
-        <w:t>2.1 Технічні виклики</w:t>
-        <w:tab/>
-        <w:t>5</w:t>
-      </w:r>
-    </w:p>
-    <w:p>
-      <w:pPr>
-        <w:pStyle w:val="1d"/>
-      </w:pPr>
-      <w:r>
-        <w:t>3. Фінальний стан проєкту</w:t>
-        <w:tab/>
-        <w:t>7</w:t>
-      </w:r>
-    </w:p>
-    <w:p>
-      <w:pPr>
-        <w:pStyle w:val="1d"/>
-      </w:pPr>
-      <w:r>
-        <w:t>4. Додаткова інформація</w:t>
-        <w:tab/>
-        <w:t>8</w:t>
-      </w:r>
-    </w:p>
-    <w:p>
-      <w:pPr>
-        <w:pStyle w:val="1d"/>
-      </w:pPr>
-      <w:r>
-        <w:t>5. Додаткова інформація</w:t>
-        <w:tab/>
-        <w:t>10</w:t>
-      </w:r>
-    </w:p>
-    <w:p>
-      <w:pPr>
-        <w:pStyle w:val="2f1"/>
-      </w:pPr>
-      <w:r>
-        <w:t>5.1 Технологічний стек</w:t>
-        <w:tab/>
-        <w:t>10</w:t>
-      </w:r>
-    </w:p>
-    <w:p>
-      <w:pPr>
-        <w:pStyle w:val="2f1"/>
-      </w:pPr>
-      <w:r>
-        <w:t>5.2 Статистика проєкту</w:t>
-        <w:tab/>
-        <w:t>10</w:t>
-      </w:r>
-    </w:p>
-    <w:p/>
-    <w:p>
-      <w:pPr>
-        <w:pStyle w:val="1"/>
-      </w:pPr>
-      <w:r>
-        <w:t>1. Виконані завдання (Тиждень 5)</w:t>
-      </w:r>
-    </w:p>
-    <w:p>
-      <w:pPr/>
-      <w:r>
-        <w:t>Протягом п'ятого тижня було реалізовано довгоочікувану фічу з розділу Future Work: експорт знайдених рекомендацій у приватний плейліст Spotify. Також розширено ліміти рекомендацій для зручнішого використання масового експорту.</w:t>
-      </w:r>
-    </w:p>
-    <w:p>
-      <w:pPr>
-        <w:pStyle w:val="21"/>
-      </w:pPr>
-      <w:r>
-        <w:t>1.1 Завершені етапи розробки</w:t>
-      </w:r>
-    </w:p>
-    <w:p>
-      <w:pPr>
-        <w:pStyle w:val="a0"/>
-      </w:pPr>
       <w:r>
         <w:rPr>
           <w:b/>
         </w:rPr>
-        <w:t xml:space="preserve">Експорт у Spotify: </w:t>
+        <w:t>Spotify</w:t>
       </w:r>
       <w:r>
-        <w:t>Додано кнопку 'Export to Spotify' на сторінці рекомендацій. Створено ендпоінт для автоматичного створення плейліста і наповнення його треками через Spotify API.</w:t>
+        <w:rPr>
+          <w:b/>
+          <w:lang w:val="ru-RU"/>
+        </w:rPr>
+        <w:t xml:space="preserve">: </w:t>
+      </w:r>
+      <w:r>
+        <w:rPr>
+          <w:lang w:val="ru-RU"/>
+        </w:rPr>
+        <w:t>Додано кнопку '</w:t>
+      </w:r>
+      <w:r>
+        <w:t>Export</w:t>
+      </w:r>
+      <w:r>
+        <w:rPr>
+          <w:lang w:val="ru-RU"/>
+        </w:rPr>
+        <w:t xml:space="preserve"> </w:t>
+      </w:r>
+      <w:r>
+        <w:t>to</w:t>
+      </w:r>
+      <w:r>
+        <w:rPr>
+          <w:lang w:val="ru-RU"/>
+        </w:rPr>
+        <w:t xml:space="preserve"> </w:t>
+      </w:r>
+      <w:r>
+        <w:t>Spotify</w:t>
+      </w:r>
+      <w:r>
+        <w:rPr>
+          <w:lang w:val="ru-RU"/>
+        </w:rPr>
+        <w:t xml:space="preserve">' на сторінці рекомендацій. Створено ендпоінт для автоматичного створення плейліста і наповнення його треками через </w:t>
+      </w:r>
+      <w:r>
+        <w:t>Spotify</w:t>
+      </w:r>
+      <w:r>
+        <w:rPr>
+          <w:lang w:val="ru-RU"/>
+        </w:rPr>
+        <w:t xml:space="preserve"> </w:t>
+      </w:r>
+      <w:r>
+        <w:t>API</w:t>
+      </w:r>
+      <w:r>
+        <w:rPr>
+          <w:lang w:val="ru-RU"/>
+        </w:rPr>
+        <w:t>.</w:t>
       </w:r>
     </w:p>
     <w:p>
       <w:pPr>
         <w:pStyle w:val="a0"/>
-      </w:pPr>
+        <w:rPr>
+          <w:lang w:val="ru-RU"/>
+        </w:rPr>
+      </w:pPr>
+      <w:r>
+        <w:rPr>
+          <w:b/>
+          <w:lang w:val="ru-RU"/>
+        </w:rPr>
+        <w:t xml:space="preserve">Масове вивантаження: </w:t>
+      </w:r>
+      <w:r>
+        <w:rPr>
+          <w:lang w:val="ru-RU"/>
+        </w:rPr>
+        <w:t>Збільшено ліміт запиту до рекомендацій з 50 до 100 треків, щоб користувач міг генерувати та зберігати великі плейлісти за один клік.</w:t>
+      </w:r>
+    </w:p>
+    <w:p>
+      <w:pPr>
+        <w:pStyle w:val="a0"/>
+        <w:rPr>
+          <w:lang w:val="ru-RU"/>
+        </w:rPr>
+      </w:pPr>
+      <w:r>
+        <w:rPr>
+          <w:b/>
+          <w:lang w:val="ru-RU"/>
+        </w:rPr>
+        <w:t xml:space="preserve">Обробка скоупів </w:t>
+      </w:r>
       <w:r>
         <w:rPr>
           <w:b/>
         </w:rPr>
-        <w:t xml:space="preserve">Масове вивантаження: </w:t>
+        <w:t>OAuth</w:t>
       </w:r>
       <w:r>
-        <w:t>Збільшено ліміт запиту до рекомендацій з 50 до 100 треків, щоб користувач міг генерувати та зберігати великі плейлісти за один клік.</w:t>
+        <w:rPr>
+          <w:b/>
+          <w:lang w:val="ru-RU"/>
+        </w:rPr>
+        <w:t xml:space="preserve">: </w:t>
+      </w:r>
+      <w:r>
+        <w:rPr>
+          <w:lang w:val="ru-RU"/>
+        </w:rPr>
+        <w:t>Розширено список прав (</w:t>
+      </w:r>
+      <w:r>
+        <w:t>scopes</w:t>
+      </w:r>
+      <w:r>
+        <w:rPr>
+          <w:lang w:val="ru-RU"/>
+        </w:rPr>
+        <w:t xml:space="preserve">) у </w:t>
+      </w:r>
+      <w:r>
+        <w:t>Spotify</w:t>
+      </w:r>
+      <w:r>
+        <w:rPr>
+          <w:lang w:val="ru-RU"/>
+        </w:rPr>
+        <w:t xml:space="preserve">-інтеграції на </w:t>
+      </w:r>
+      <w:r>
+        <w:t>playlist</w:t>
+      </w:r>
+      <w:r>
+        <w:rPr>
+          <w:lang w:val="ru-RU"/>
+        </w:rPr>
+        <w:t>-</w:t>
+      </w:r>
+      <w:r>
+        <w:t>modify</w:t>
+      </w:r>
+      <w:r>
+        <w:rPr>
+          <w:lang w:val="ru-RU"/>
+        </w:rPr>
+        <w:t>-</w:t>
+      </w:r>
+      <w:r>
+        <w:t>public</w:t>
+      </w:r>
+      <w:r>
+        <w:rPr>
+          <w:lang w:val="ru-RU"/>
+        </w:rPr>
+        <w:t xml:space="preserve"> та </w:t>
+      </w:r>
+      <w:r>
+        <w:t>playlist</w:t>
+      </w:r>
+      <w:r>
+        <w:rPr>
+          <w:lang w:val="ru-RU"/>
+        </w:rPr>
+        <w:t>-</w:t>
+      </w:r>
+      <w:r>
+        <w:t>modify</w:t>
+      </w:r>
+      <w:r>
+        <w:rPr>
+          <w:lang w:val="ru-RU"/>
+        </w:rPr>
+        <w:t>-</w:t>
+      </w:r>
+      <w:r>
+        <w:t>private</w:t>
+      </w:r>
+      <w:r>
+        <w:rPr>
+          <w:lang w:val="ru-RU"/>
+        </w:rPr>
+        <w:t>.</w:t>
       </w:r>
     </w:p>
     <w:p>
       <w:pPr>
-        <w:pStyle w:val="a0"/>
-      </w:pPr>
+        <w:pStyle w:val="21"/>
+        <w:rPr>
+          <w:lang w:val="ru-RU"/>
+        </w:rPr>
+      </w:pPr>
+      <w:bookmarkStart w:id="3" w:name="_Toc235053311"/>
       <w:r>
         <w:rPr>
-          <w:b/>
+          <w:lang w:val="ru-RU"/>
         </w:rPr>
-        <w:t xml:space="preserve">Обробка скоупів OAuth: </w:t>
+        <w:t xml:space="preserve">1.2 Інтеграція зі </w:t>
       </w:r>
       <w:r>
-        <w:t>Розширено список прав (scopes) у Spotify-інтеграції на playlist-modify-public та playlist-modify-private.</w:t>
+        <w:t>Spotify</w:t>
+      </w:r>
+      <w:r>
+        <w:rPr>
+          <w:lang w:val="ru-RU"/>
+        </w:rPr>
+        <w:t xml:space="preserve"> </w:t>
+      </w:r>
+      <w:r>
+        <w:t>API</w:t>
+      </w:r>
+      <w:bookmarkEnd w:id="3"/>
+    </w:p>
+    <w:p>
+      <w:pPr>
+        <w:rPr>
+          <w:lang w:val="ru-RU"/>
+        </w:rPr>
+      </w:pPr>
+      <w:r>
+        <w:rPr>
+          <w:lang w:val="ru-RU"/>
+        </w:rPr>
+        <w:t xml:space="preserve">Для створення плейлістів застосовано новітні стандарти </w:t>
+      </w:r>
+      <w:r>
+        <w:t>Spotify</w:t>
+      </w:r>
+      <w:r>
+        <w:rPr>
+          <w:lang w:val="ru-RU"/>
+        </w:rPr>
+        <w:t xml:space="preserve"> </w:t>
+      </w:r>
+      <w:r>
+        <w:t>Web</w:t>
+      </w:r>
+      <w:r>
+        <w:rPr>
+          <w:lang w:val="ru-RU"/>
+        </w:rPr>
+        <w:t xml:space="preserve"> </w:t>
+      </w:r>
+      <w:r>
+        <w:t>API</w:t>
+      </w:r>
+      <w:r>
+        <w:rPr>
+          <w:lang w:val="ru-RU"/>
+        </w:rPr>
+        <w:t>. Зокрема, було здійснено міграцію з застарілих ендпоінтів.</w:t>
       </w:r>
     </w:p>
     <w:p>
       <w:pPr>
-        <w:pStyle w:val="21"/>
-      </w:pPr>
+        <w:rPr>
+          <w:lang w:val="ru-RU"/>
+        </w:rPr>
+      </w:pPr>
+    </w:p>
+    <w:p>
+      <w:pPr>
+        <w:pStyle w:val="1"/>
+        <w:rPr>
+          <w:lang w:val="ru-RU"/>
+        </w:rPr>
+      </w:pPr>
+      <w:bookmarkStart w:id="4" w:name="_Toc235053312"/>
       <w:r>
-        <w:t>1.2 Інтеграція зі Spotify API</w:t>
+        <w:rPr>
+          <w:lang w:val="ru-RU"/>
+        </w:rPr>
+        <w:t>2. Аналіз та проблеми</w:t>
+      </w:r>
+      <w:bookmarkEnd w:id="4"/>
+    </w:p>
+    <w:p>
+      <w:pPr>
+        <w:rPr>
+          <w:lang w:val="ru-RU"/>
+        </w:rPr>
+      </w:pPr>
+      <w:r>
+        <w:rPr>
+          <w:lang w:val="ru-RU"/>
+        </w:rPr>
+        <w:t xml:space="preserve">Під час впровадження експорту виникла серія непередбачуваних помилок </w:t>
+      </w:r>
+      <w:r>
+        <w:t>API</w:t>
+      </w:r>
+      <w:r>
+        <w:rPr>
+          <w:lang w:val="ru-RU"/>
+        </w:rPr>
+        <w:t>.</w:t>
       </w:r>
     </w:p>
     <w:p>
-      <w:pPr/>
-      <w:r>
-        <w:t>Для створення плейлістів застосовано новітні стандарти Spotify Web API. Зокрема, було здійснено міграцію з застарілих ендпоінтів.</w:t>
-      </w:r>
-    </w:p>
-    <w:p/>
-    <w:p>
-      <w:pPr>
-        <w:pStyle w:val="1"/>
-      </w:pPr>
-      <w:r>
-        <w:t>2. Аналіз та проблеми</w:t>
-      </w:r>
-    </w:p>
-    <w:p>
-      <w:pPr/>
-      <w:r>
-        <w:t>Під час впровадження експорту виникла серія непередбачуваних помилок API.</w:t>
-      </w:r>
-    </w:p>
-    <w:p>
       <w:pPr>
         <w:pStyle w:val="21"/>
       </w:pPr>
+      <w:bookmarkStart w:id="5" w:name="_Toc235053313"/>
       <w:r>
         <w:t>2.1 Технічні виклики</w:t>
       </w:r>
+      <w:bookmarkEnd w:id="5"/>
     </w:p>
     <w:p>
       <w:pPr>
@@ -357,12 +1507,14 @@
       <w:pPr>
         <w:pStyle w:val="1"/>
       </w:pPr>
+      <w:bookmarkStart w:id="6" w:name="_Toc235053314"/>
       <w:r>
+        <w:lastRenderedPageBreak/>
         <w:t>3. Фінальний стан проєкту</w:t>
       </w:r>
+      <w:bookmarkEnd w:id="6"/>
     </w:p>
     <w:p>
-      <w:pPr/>
       <w:r>
         <w:t>Проєкт тепер повністю інтегровано зі Spotify не лише як плеєр чи джерело інформації, але й як місце збереження згенерованих ШІ-плейлістів.</w:t>
       </w:r>
@@ -370,33 +1522,50 @@
     <w:p>
       <w:pPr>
         <w:pStyle w:val="a0"/>
+        <w:rPr>
+          <w:lang w:val="ru-RU"/>
+        </w:rPr>
       </w:pPr>
       <w:r>
         <w:rPr>
           <w:b/>
+          <w:lang w:val="ru-RU"/>
         </w:rPr>
         <w:t xml:space="preserve">Експорт: </w:t>
       </w:r>
       <w:r>
+        <w:rPr>
+          <w:lang w:val="ru-RU"/>
+        </w:rPr>
         <w:t>Повноцінно працює експорт пачок до 100 треків.</w:t>
       </w:r>
     </w:p>
-    <w:p/>
     <w:p>
       <w:pPr>
+        <w:rPr>
+          <w:lang w:val="ru-RU"/>
+        </w:rPr>
+      </w:pPr>
+    </w:p>
+    <w:p>
+      <w:pPr>
         <w:pStyle w:val="1"/>
       </w:pPr>
+      <w:bookmarkStart w:id="7" w:name="_Toc235053315"/>
       <w:r>
         <w:t>4. Додаткова інформація</w:t>
       </w:r>
+      <w:bookmarkEnd w:id="7"/>
     </w:p>
     <w:p>
       <w:pPr>
         <w:pStyle w:val="21"/>
       </w:pPr>
+      <w:bookmarkStart w:id="8" w:name="_Toc235053316"/>
       <w:r>
         <w:t>4.1 Технологічний стек</w:t>
       </w:r>
+      <w:bookmarkEnd w:id="8"/>
     </w:p>
     <w:p>
       <w:pPr>
@@ -472,9 +1641,11 @@
       <w:pPr>
         <w:pStyle w:val="21"/>
       </w:pPr>
+      <w:bookmarkStart w:id="9" w:name="_Toc235053317"/>
       <w:r>
         <w:t>4.2 Статистика проєкту</w:t>
       </w:r>
+      <w:bookmarkEnd w:id="9"/>
     </w:p>
     <w:p>
       <w:pPr>
@@ -521,17 +1692,30 @@
     <w:p>
       <w:pPr>
         <w:pStyle w:val="a0"/>
+        <w:rPr>
+          <w:lang w:val="ru-RU"/>
+        </w:rPr>
       </w:pPr>
       <w:r>
         <w:rPr>
           <w:b/>
+          <w:lang w:val="ru-RU"/>
         </w:rPr>
         <w:t xml:space="preserve">Прогрес: </w:t>
       </w:r>
       <w:r>
-        <w:t>100% — MVP готовий до захисту.</w:t>
+        <w:rPr>
+          <w:lang w:val="ru-RU"/>
+        </w:rPr>
+        <w:t>100%.</w:t>
       </w:r>
     </w:p>
+    <w:sectPr>
+      <w:pgSz w:w="11906" w:h="16838"/>
+      <w:pgMar w:top="1134" w:right="850" w:bottom="1134" w:left="1701" w:header="708" w:footer="708" w:gutter="0"/>
+      <w:cols w:space="708"/>
+      <w:docGrid w:linePitch="360"/>
+    </w:sectPr>
   </w:body>
 </w:document>
 </file>
